--- a/exercises/Bài tập tổng hợp 63-67 - Mệnh đề và từ liên kết/Đề 3.docx
+++ b/exercises/Bài tập tổng hợp 63-67 - Mệnh đề và từ liên kết/Đề 3.docx
@@ -3,604 +3,2428 @@
 <w:document xmlns:w="http://schemas.openxmlformats.org/wordprocessingml/2006/main">
   <w:body>
     <w:p>
-      <w:r>
-        <w:rPr>
+      <w:pPr>
+        <w:spacing w:before="0" w:after="280"/>
+        <w:keepNext/>
+        <w:jc w:val="center"/>
+      </w:pPr>
+      <w:r>
+        <w:rPr>
+          <w:color w:val="000000"/>
           <w:b/>
         </w:rPr>
-        <w:t xml:space="preserve">ĐỀ TỔNG HỢP 63–67 – ĐỀ 3</w:t>
-      </w:r>
-    </w:p>
-    <w:p>
-      <w:r>
-        <w:t xml:space="preserve">PURPOSE – TIME – CAUSE AND RESULT – TRANSITION WORDS – CONJUNCTIONS</w:t>
-      </w:r>
-    </w:p>
-    <w:p>
-      <w:r>
-        <w:t xml:space="preserve">Họ và tên: __________________________                         Điểm: ________/100</w:t>
-      </w:r>
-    </w:p>
-    <w:p>
-      <w:r>
-        <w:rPr>
+        <w:t>ĐỀ TỔNG HỢP 63–67 – ĐỀ 3</w:t>
+      </w:r>
+    </w:p>
+    <w:p>
+      <w:pPr>
+        <w:spacing w:before="0" w:after="180"/>
+        <w:jc w:val="center"/>
+      </w:pPr>
+      <w:r>
+        <w:rPr>
+          <w:color w:val="000000"/>
           <w:b/>
         </w:rPr>
-        <w:t xml:space="preserve">PHẦN 1. MỆNH ĐỀ VÀ CỤM TỪ CHỈ MỤC ĐÍCH (10 điểm)</w:t>
-      </w:r>
-    </w:p>
-    <w:p>
-      <w:r>
-        <w:t xml:space="preserve">1. She exercises daily ___ keep healthy.</w:t>
-      </w:r>
-    </w:p>
-    <w:p>
-      <w:r>
-        <w:t xml:space="preserve">2. We booked online ___ we could get cheaper tickets.</w:t>
-      </w:r>
-    </w:p>
-    <w:p>
-      <w:r>
-        <w:t xml:space="preserve">3. He wore headphones ___ disturb anyone.</w:t>
-      </w:r>
-    </w:p>
-    <w:p>
-      <w:r>
-        <w:t xml:space="preserve">4. I went to the library ___ some research.</w:t>
-      </w:r>
-    </w:p>
-    <w:p>
-      <w:r>
-        <w:t xml:space="preserve">5. They put up signs ___ visitors would not get lost.</w:t>
-      </w:r>
-    </w:p>
-    <w:p>
-      <w:r>
-        <w:t xml:space="preserve">6. I study hard ___ pass the exam.</w:t>
-      </w:r>
-    </w:p>
-    <w:p>
-      <w:r>
-        <w:t xml:space="preserve">7. She whispered ___ she would not wake the baby.</w:t>
-      </w:r>
-    </w:p>
-    <w:p>
-      <w:r>
-        <w:t xml:space="preserve">8. We left early ___ avoid traffic.</w:t>
-      </w:r>
-    </w:p>
-    <w:p>
-      <w:r>
-        <w:t xml:space="preserve">9. He saved money ___ he could buy a laptop.</w:t>
-      </w:r>
-    </w:p>
-    <w:p>
-      <w:r>
-        <w:t xml:space="preserve">10. Lan took an umbrella ___ get wet.</w:t>
-      </w:r>
-    </w:p>
-    <w:p>
-      <w:r>
-        <w:rPr>
+        <w:t>PURPOSE – TIME – CAUSE AND RESULT – TRANSITION WORDS – CONJUNCTIONS</w:t>
+      </w:r>
+    </w:p>
+    <w:p>
+      <w:pPr>
+        <w:spacing w:before="0" w:after="100"/>
+      </w:pPr>
+      <w:r>
+        <w:rPr>
+          <w:color w:val="000000"/>
+        </w:rPr>
+        <w:t>Họ và tên: __________________________                         Điểm: ________/100</w:t>
+      </w:r>
+    </w:p>
+    <w:p>
+      <w:pPr>
+        <w:spacing w:before="0" w:after="100"/>
+      </w:pPr>
+      <w:r>
+        <w:rPr>
+          <w:color w:val="000000"/>
+        </w:rPr>
+        <w:t>Phạm vi kiến thức: Bài 63–67 — mục đích; thời gian; nguyên nhân và kết quả; từ nối; liên từ.</w:t>
+      </w:r>
+    </w:p>
+    <w:p>
+      <w:pPr>
+        <w:spacing w:before="0" w:after="100"/>
+      </w:pPr>
+      <w:r>
+        <w:rPr>
+          <w:color w:val="000000"/>
+        </w:rPr>
+        <w:t>Thời gian làm bài dự kiến: 90 phút.</w:t>
+      </w:r>
+    </w:p>
+    <w:p>
+      <w:pPr>
+        <w:spacing w:before="0" w:after="100"/>
+      </w:pPr>
+      <w:r>
+        <w:rPr>
+          <w:color w:val="000000"/>
+        </w:rPr>
+        <w:t>Tổng điểm: 100 điểm.</w:t>
+      </w:r>
+    </w:p>
+    <w:p>
+      <w:pPr>
+        <w:spacing w:before="0" w:after="120"/>
+      </w:pPr>
+      <w:r>
+        <w:rPr>
+          <w:color w:val="000000"/>
+        </w:rPr>
+        <w:t>Hướng dẫn chung: Làm lần lượt từng phần và kiểm tra quan hệ ý nghĩa, cấu trúc liên từ cùng dấu câu trước khi nộp bài.</w:t>
+      </w:r>
+    </w:p>
+    <w:p>
+      <w:pPr>
+        <w:spacing w:before="240" w:after="60"/>
+        <w:keepNext/>
+      </w:pPr>
+      <w:r>
+        <w:rPr>
+          <w:color w:val="000000"/>
           <w:b/>
         </w:rPr>
-        <w:t xml:space="preserve">PHẦN 2. MỆNH ĐỀ THỜI GIAN (10 điểm)</w:t>
-      </w:r>
-    </w:p>
-    <w:p>
-      <w:r>
-        <w:t xml:space="preserve">1. Do not cross the road ___ the light turns green.</w:t>
-      </w:r>
-    </w:p>
-    <w:p>
-      <w:r>
-        <w:t xml:space="preserve">2. ___ I see Nam, I will tell him.</w:t>
-      </w:r>
-    </w:p>
-    <w:p>
-      <w:r>
-        <w:t xml:space="preserve">3. She read a book ___ waiting for the bus.</w:t>
-      </w:r>
-    </w:p>
-    <w:p>
-      <w:r>
-        <w:t xml:space="preserve">4. I had locked the door ___ I left.</w:t>
-      </w:r>
-    </w:p>
-    <w:p>
-      <w:r>
-        <w:t xml:space="preserve">5. ___ the rain stopped, we continued walking.</w:t>
-      </w:r>
-    </w:p>
-    <w:p>
-      <w:r>
-        <w:t xml:space="preserve">6. I will call you ___ I arrive.</w:t>
-      </w:r>
-    </w:p>
-    <w:p>
-      <w:r>
-        <w:t xml:space="preserve">7. Please wait here ___ I return.</w:t>
-      </w:r>
-    </w:p>
-    <w:p>
-      <w:r>
-        <w:t xml:space="preserve">8. She washed her hands ___ she ate.</w:t>
-      </w:r>
-    </w:p>
-    <w:p>
-      <w:r>
-        <w:t xml:space="preserve">9. ___ finishing work, he went home.</w:t>
-      </w:r>
-    </w:p>
-    <w:p>
-      <w:r>
-        <w:t xml:space="preserve">10. We were talking ___ the lights went out.</w:t>
-      </w:r>
-    </w:p>
-    <w:p>
-      <w:r>
-        <w:rPr>
+        <w:t>PHẦN 1. MỆNH ĐỀ VÀ CỤM TỪ CHỈ MỤC ĐÍCH (10 điểm)</w:t>
+      </w:r>
+    </w:p>
+    <w:p>
+      <w:pPr>
+        <w:spacing w:before="0" w:after="60"/>
+        <w:keepNext/>
+      </w:pPr>
+      <w:r>
+        <w:rPr>
+          <w:color w:val="000000"/>
+          <w:i/>
+        </w:rPr>
+        <w:t>Hướng dẫn: Điền mệnh đề hoặc cụm từ chỉ mục đích phù hợp với nghĩa của câu.</w:t>
+      </w:r>
+    </w:p>
+    <w:p>
+      <w:pPr>
+        <w:spacing w:before="40" w:after="60"/>
+      </w:pPr>
+      <w:r>
+        <w:rPr>
+          <w:color w:val="000000"/>
+        </w:rPr>
+        <w:t>1. She exercises daily ___ keep healthy.</w:t>
+      </w:r>
+    </w:p>
+    <w:p>
+      <w:pPr>
+        <w:spacing w:before="120" w:after="160"/>
+      </w:pPr>
+      <w:r>
+        <w:rPr>
+          <w:color w:val="000000"/>
+        </w:rPr>
+        <w:t>2. We booked online ___ we could get cheaper tickets.</w:t>
+      </w:r>
+    </w:p>
+    <w:p>
+      <w:pPr>
+        <w:spacing w:before="120" w:after="160"/>
+      </w:pPr>
+      <w:r>
+        <w:rPr>
+          <w:color w:val="000000"/>
+        </w:rPr>
+        <w:t>3. He wore headphones ___ disturb anyone.</w:t>
+      </w:r>
+    </w:p>
+    <w:p>
+      <w:pPr>
+        <w:spacing w:before="120" w:after="160"/>
+      </w:pPr>
+      <w:r>
+        <w:rPr>
+          <w:color w:val="000000"/>
+        </w:rPr>
+        <w:t>4. I went to the library ___ some research.</w:t>
+      </w:r>
+    </w:p>
+    <w:p>
+      <w:pPr>
+        <w:spacing w:before="120" w:after="160"/>
+      </w:pPr>
+      <w:r>
+        <w:rPr>
+          <w:color w:val="000000"/>
+        </w:rPr>
+        <w:t>5. They put up signs ___ visitors would not get lost.</w:t>
+      </w:r>
+    </w:p>
+    <w:p>
+      <w:pPr>
+        <w:spacing w:before="120" w:after="160"/>
+      </w:pPr>
+      <w:r>
+        <w:rPr>
+          <w:color w:val="000000"/>
+        </w:rPr>
+        <w:t>6. I study hard ___ pass the exam.</w:t>
+      </w:r>
+    </w:p>
+    <w:p>
+      <w:pPr>
+        <w:spacing w:before="120" w:after="160"/>
+      </w:pPr>
+      <w:r>
+        <w:rPr>
+          <w:color w:val="000000"/>
+        </w:rPr>
+        <w:t>7. She whispered ___ she would not wake the baby.</w:t>
+      </w:r>
+    </w:p>
+    <w:p>
+      <w:pPr>
+        <w:spacing w:before="120" w:after="160"/>
+      </w:pPr>
+      <w:r>
+        <w:rPr>
+          <w:color w:val="000000"/>
+        </w:rPr>
+        <w:t>8. We left early ___ avoid traffic.</w:t>
+      </w:r>
+    </w:p>
+    <w:p>
+      <w:pPr>
+        <w:spacing w:before="120" w:after="160"/>
+      </w:pPr>
+      <w:r>
+        <w:rPr>
+          <w:color w:val="000000"/>
+        </w:rPr>
+        <w:t>9. He saved money ___ he could buy a laptop.</w:t>
+      </w:r>
+    </w:p>
+    <w:p>
+      <w:pPr>
+        <w:spacing w:before="120" w:after="160"/>
+      </w:pPr>
+      <w:r>
+        <w:rPr>
+          <w:color w:val="000000"/>
+        </w:rPr>
+        <w:t>10. Lan took an umbrella ___ get wet.</w:t>
+      </w:r>
+    </w:p>
+    <w:p>
+      <w:pPr>
+        <w:spacing w:before="240" w:after="60"/>
+        <w:keepNext/>
+      </w:pPr>
+      <w:r>
+        <w:rPr>
+          <w:color w:val="000000"/>
           <w:b/>
         </w:rPr>
-        <w:t xml:space="preserve">PHẦN 3. NGUYÊN NHÂN VÀ KẾT QUẢ (10 điểm)</w:t>
-      </w:r>
-    </w:p>
-    <w:p>
-      <w:r>
-        <w:t xml:space="preserve">1. The tea was cool ___ to drink.</w:t>
-      </w:r>
-    </w:p>
-    <w:p>
-      <w:r>
-        <w:t xml:space="preserve">2. He spoke ___ quickly that I missed some words.</w:t>
-      </w:r>
-    </w:p>
-    <w:p>
-      <w:r>
-        <w:t xml:space="preserve">3. It was ___ useful information that I saved it.</w:t>
-      </w:r>
-    </w:p>
-    <w:p>
-      <w:r>
-        <w:t xml:space="preserve">4. We could not go out ___ the storm.</w:t>
-      </w:r>
-    </w:p>
-    <w:p>
-      <w:r>
-        <w:t xml:space="preserve">5. She had experience; ___, she got the job.</w:t>
-      </w:r>
-    </w:p>
-    <w:p>
-      <w:r>
-        <w:t xml:space="preserve">6. We stayed home ___ it was raining.</w:t>
-      </w:r>
-    </w:p>
-    <w:p>
-      <w:r>
-        <w:t xml:space="preserve">7. ___ the rain, the match was canceled.</w:t>
-      </w:r>
-    </w:p>
-    <w:p>
-      <w:r>
-        <w:t xml:space="preserve">8. He was tired, ___ he went to bed early.</w:t>
-      </w:r>
-    </w:p>
-    <w:p>
-      <w:r>
-        <w:t xml:space="preserve">9. The box was ___ heavy that I could not lift it.</w:t>
-      </w:r>
-    </w:p>
-    <w:p>
-      <w:r>
-        <w:t xml:space="preserve">10. It was ___ a difficult test that few students passed.</w:t>
-      </w:r>
-    </w:p>
-    <w:p>
-      <w:r>
-        <w:rPr>
+        <w:t>PHẦN 2. MỆNH ĐỀ THỜI GIAN (10 điểm)</w:t>
+      </w:r>
+    </w:p>
+    <w:p>
+      <w:pPr>
+        <w:spacing w:before="0" w:after="60"/>
+        <w:keepNext/>
+      </w:pPr>
+      <w:r>
+        <w:rPr>
+          <w:color w:val="000000"/>
+          <w:i/>
+        </w:rPr>
+        <w:t>Hướng dẫn: Điền từ/cụm từ chỉ thời gian phù hợp với mệnh đề và thì của câu.</w:t>
+      </w:r>
+    </w:p>
+    <w:p>
+      <w:pPr>
+        <w:spacing w:before="40" w:after="60"/>
+      </w:pPr>
+      <w:r>
+        <w:rPr>
+          <w:color w:val="000000"/>
+        </w:rPr>
+        <w:t>1. Do not cross the road ___ the light turns green.</w:t>
+      </w:r>
+    </w:p>
+    <w:p>
+      <w:pPr>
+        <w:spacing w:before="120" w:after="160"/>
+      </w:pPr>
+      <w:r>
+        <w:rPr>
+          <w:color w:val="000000"/>
+        </w:rPr>
+        <w:t>2. ___ I see Nam, I will tell him.</w:t>
+      </w:r>
+    </w:p>
+    <w:p>
+      <w:pPr>
+        <w:spacing w:before="120" w:after="160"/>
+      </w:pPr>
+      <w:r>
+        <w:rPr>
+          <w:color w:val="000000"/>
+        </w:rPr>
+        <w:t>3. She read a book ___ waiting for the bus.</w:t>
+      </w:r>
+    </w:p>
+    <w:p>
+      <w:pPr>
+        <w:spacing w:before="120" w:after="160"/>
+      </w:pPr>
+      <w:r>
+        <w:rPr>
+          <w:color w:val="000000"/>
+        </w:rPr>
+        <w:t>4. I had locked the door ___ I left.</w:t>
+      </w:r>
+    </w:p>
+    <w:p>
+      <w:pPr>
+        <w:spacing w:before="120" w:after="160"/>
+      </w:pPr>
+      <w:r>
+        <w:rPr>
+          <w:color w:val="000000"/>
+        </w:rPr>
+        <w:t>5. ___ the rain stopped, we continued walking.</w:t>
+      </w:r>
+    </w:p>
+    <w:p>
+      <w:pPr>
+        <w:spacing w:before="120" w:after="160"/>
+      </w:pPr>
+      <w:r>
+        <w:rPr>
+          <w:color w:val="000000"/>
+        </w:rPr>
+        <w:t>6. I will call you ___ I arrive.</w:t>
+      </w:r>
+    </w:p>
+    <w:p>
+      <w:pPr>
+        <w:spacing w:before="120" w:after="160"/>
+      </w:pPr>
+      <w:r>
+        <w:rPr>
+          <w:color w:val="000000"/>
+        </w:rPr>
+        <w:t>7. Please wait here ___ I return.</w:t>
+      </w:r>
+    </w:p>
+    <w:p>
+      <w:pPr>
+        <w:spacing w:before="120" w:after="160"/>
+      </w:pPr>
+      <w:r>
+        <w:rPr>
+          <w:color w:val="000000"/>
+        </w:rPr>
+        <w:t>8. She washed her hands ___ she ate.</w:t>
+      </w:r>
+    </w:p>
+    <w:p>
+      <w:pPr>
+        <w:spacing w:before="120" w:after="160"/>
+      </w:pPr>
+      <w:r>
+        <w:rPr>
+          <w:color w:val="000000"/>
+        </w:rPr>
+        <w:t>9. ___ finishing work, he went home.</w:t>
+      </w:r>
+    </w:p>
+    <w:p>
+      <w:pPr>
+        <w:spacing w:before="120" w:after="160"/>
+      </w:pPr>
+      <w:r>
+        <w:rPr>
+          <w:color w:val="000000"/>
+        </w:rPr>
+        <w:t>10. We were talking ___ the lights went out.</w:t>
+      </w:r>
+    </w:p>
+    <w:p>
+      <w:pPr>
+        <w:spacing w:before="240" w:after="60"/>
+        <w:keepNext/>
+      </w:pPr>
+      <w:r>
+        <w:rPr>
+          <w:color w:val="000000"/>
           <w:b/>
         </w:rPr>
-        <w:t xml:space="preserve">PHẦN 4. TỪ NỐI (10 điểm)</w:t>
-      </w:r>
-    </w:p>
-    <w:p>
-      <w:r>
-        <w:t xml:space="preserve">1. Nam studied hard. ___, he did not pass.</w:t>
-      </w:r>
-    </w:p>
-    <w:p>
-      <w:r>
-        <w:t xml:space="preserve">2. The shop has fresh food. ___, prices are reasonable.</w:t>
-      </w:r>
-    </w:p>
-    <w:p>
-      <w:r>
-        <w:t xml:space="preserve">3. It rained all day. ___, the event continued indoors.</w:t>
-      </w:r>
-    </w:p>
-    <w:p>
-      <w:r>
-        <w:t xml:space="preserve">4. Use less plastic. ___, carry a reusable bottle.</w:t>
-      </w:r>
-    </w:p>
-    <w:p>
-      <w:r>
-        <w:t xml:space="preserve">5. The team trained regularly. ___, its performance improved.</w:t>
-      </w:r>
-    </w:p>
-    <w:p>
-      <w:r>
-        <w:t xml:space="preserve">6. The task was difficult. ___, we completed it.</w:t>
-      </w:r>
-    </w:p>
-    <w:p>
-      <w:r>
-        <w:t xml:space="preserve">7. We need paper. ___, we need some pens.</w:t>
-      </w:r>
-    </w:p>
-    <w:p>
-      <w:r>
-        <w:t xml:space="preserve">8. First, collect the data. ___, write the report.</w:t>
-      </w:r>
-    </w:p>
-    <w:p>
-      <w:r>
-        <w:t xml:space="preserve">9. The road was closed. ___, we took another route.</w:t>
-      </w:r>
-    </w:p>
-    <w:p>
-      <w:r>
-        <w:t xml:space="preserve">10. Many people want to stay healthy. ___, they exercise regularly.</w:t>
-      </w:r>
-    </w:p>
-    <w:p>
-      <w:r>
-        <w:rPr>
+        <w:t>PHẦN 3. NGUYÊN NHÂN VÀ KẾT QUẢ (10 điểm)</w:t>
+      </w:r>
+    </w:p>
+    <w:p>
+      <w:pPr>
+        <w:spacing w:before="0" w:after="60"/>
+        <w:keepNext/>
+      </w:pPr>
+      <w:r>
+        <w:rPr>
+          <w:color w:val="000000"/>
+          <w:i/>
+        </w:rPr>
+        <w:t>Hướng dẫn: Điền liên từ hoặc cấu trúc chỉ nguyên nhân, kết quả và mức độ phù hợp.</w:t>
+      </w:r>
+    </w:p>
+    <w:p>
+      <w:pPr>
+        <w:spacing w:before="40" w:after="60"/>
+      </w:pPr>
+      <w:r>
+        <w:rPr>
+          <w:color w:val="000000"/>
+        </w:rPr>
+        <w:t>1. The tea was cool ___ to drink.</w:t>
+      </w:r>
+    </w:p>
+    <w:p>
+      <w:pPr>
+        <w:spacing w:before="120" w:after="160"/>
+      </w:pPr>
+      <w:r>
+        <w:rPr>
+          <w:color w:val="000000"/>
+        </w:rPr>
+        <w:t>2. He spoke ___ quickly that I missed some words.</w:t>
+      </w:r>
+    </w:p>
+    <w:p>
+      <w:pPr>
+        <w:spacing w:before="120" w:after="160"/>
+      </w:pPr>
+      <w:r>
+        <w:rPr>
+          <w:color w:val="000000"/>
+        </w:rPr>
+        <w:t>3. It was ___ useful information that I saved it.</w:t>
+      </w:r>
+    </w:p>
+    <w:p>
+      <w:pPr>
+        <w:spacing w:before="120" w:after="160"/>
+      </w:pPr>
+      <w:r>
+        <w:rPr>
+          <w:color w:val="000000"/>
+        </w:rPr>
+        <w:t>4. We could not go out ___ the storm.</w:t>
+      </w:r>
+    </w:p>
+    <w:p>
+      <w:pPr>
+        <w:spacing w:before="120" w:after="160"/>
+      </w:pPr>
+      <w:r>
+        <w:rPr>
+          <w:color w:val="000000"/>
+        </w:rPr>
+        <w:t>5. She had experience; ___, she got the job.</w:t>
+      </w:r>
+    </w:p>
+    <w:p>
+      <w:pPr>
+        <w:spacing w:before="120" w:after="160"/>
+      </w:pPr>
+      <w:r>
+        <w:rPr>
+          <w:color w:val="000000"/>
+        </w:rPr>
+        <w:t>6. We stayed home ___ it was raining.</w:t>
+      </w:r>
+    </w:p>
+    <w:p>
+      <w:pPr>
+        <w:spacing w:before="120" w:after="160"/>
+      </w:pPr>
+      <w:r>
+        <w:rPr>
+          <w:color w:val="000000"/>
+        </w:rPr>
+        <w:t>7. ___ the rain, the match was canceled.</w:t>
+      </w:r>
+    </w:p>
+    <w:p>
+      <w:pPr>
+        <w:spacing w:before="120" w:after="160"/>
+      </w:pPr>
+      <w:r>
+        <w:rPr>
+          <w:color w:val="000000"/>
+        </w:rPr>
+        <w:t>8. He was tired, ___ he went to bed early.</w:t>
+      </w:r>
+    </w:p>
+    <w:p>
+      <w:pPr>
+        <w:spacing w:before="120" w:after="160"/>
+      </w:pPr>
+      <w:r>
+        <w:rPr>
+          <w:color w:val="000000"/>
+        </w:rPr>
+        <w:t>9. The box was ___ heavy that I could not lift it.</w:t>
+      </w:r>
+    </w:p>
+    <w:p>
+      <w:pPr>
+        <w:spacing w:before="120" w:after="160"/>
+      </w:pPr>
+      <w:r>
+        <w:rPr>
+          <w:color w:val="000000"/>
+        </w:rPr>
+        <w:t>10. It was ___ a difficult test that few students passed.</w:t>
+      </w:r>
+    </w:p>
+    <w:p>
+      <w:pPr>
+        <w:spacing w:before="240" w:after="60"/>
+        <w:keepNext/>
+      </w:pPr>
+      <w:r>
+        <w:rPr>
+          <w:color w:val="000000"/>
           <w:b/>
         </w:rPr>
-        <w:t xml:space="preserve">PHẦN 5. LIÊN TỪ (10 điểm)</w:t>
-      </w:r>
-    </w:p>
-    <w:p>
-      <w:r>
-        <w:t xml:space="preserve">1. Both Lan ___ Mai joined the club.</w:t>
-      </w:r>
-    </w:p>
-    <w:p>
-      <w:r>
-        <w:t xml:space="preserve">2. She not only sings ___ also plays guitar.</w:t>
-      </w:r>
-    </w:p>
-    <w:p>
-      <w:r>
-        <w:t xml:space="preserve">3. ___ Nam nor Hoa was late.</w:t>
-      </w:r>
-    </w:p>
-    <w:p>
-      <w:r>
-        <w:t xml:space="preserve">4. I do not know ___ he will come.</w:t>
-      </w:r>
-    </w:p>
-    <w:p>
-      <w:r>
-        <w:t xml:space="preserve">5. We left early ___ we could avoid traffic.</w:t>
-      </w:r>
-    </w:p>
-    <w:p>
-      <w:r>
-        <w:t xml:space="preserve">6. I wanted to go, ___ I was too tired.</w:t>
-      </w:r>
-    </w:p>
-    <w:p>
-      <w:r>
-        <w:t xml:space="preserve">7. Lan bought bread ___ milk.</w:t>
-      </w:r>
-    </w:p>
-    <w:p>
-      <w:r>
-        <w:t xml:space="preserve">8. Hurry up, ___ we will miss the bus.</w:t>
-      </w:r>
-    </w:p>
-    <w:p>
-      <w:r>
-        <w:t xml:space="preserve">9. Nam stayed home ___ he was ill.</w:t>
-      </w:r>
-    </w:p>
-    <w:p>
-      <w:r>
-        <w:t xml:space="preserve">10. ___ it was raining, they played outside.</w:t>
-      </w:r>
-    </w:p>
-    <w:p>
-      <w:r>
-        <w:rPr>
+        <w:t>PHẦN 4. TỪ NỐI (10 điểm)</w:t>
+      </w:r>
+    </w:p>
+    <w:p>
+      <w:pPr>
+        <w:spacing w:before="0" w:after="60"/>
+        <w:keepNext/>
+      </w:pPr>
+      <w:r>
+        <w:rPr>
+          <w:color w:val="000000"/>
+          <w:i/>
+        </w:rPr>
+        <w:t>Hướng dẫn: Điền từ nối phù hợp để thể hiện quan hệ giữa các câu.</w:t>
+      </w:r>
+    </w:p>
+    <w:p>
+      <w:pPr>
+        <w:spacing w:before="40" w:after="60"/>
+      </w:pPr>
+      <w:r>
+        <w:rPr>
+          <w:color w:val="000000"/>
+        </w:rPr>
+        <w:t>1. Nam studied hard. ___, he did not pass.</w:t>
+      </w:r>
+    </w:p>
+    <w:p>
+      <w:pPr>
+        <w:spacing w:before="120" w:after="160"/>
+      </w:pPr>
+      <w:r>
+        <w:rPr>
+          <w:color w:val="000000"/>
+        </w:rPr>
+        <w:t>2. The shop has fresh food. ___, prices are reasonable.</w:t>
+      </w:r>
+    </w:p>
+    <w:p>
+      <w:pPr>
+        <w:spacing w:before="120" w:after="160"/>
+      </w:pPr>
+      <w:r>
+        <w:rPr>
+          <w:color w:val="000000"/>
+        </w:rPr>
+        <w:t>3. It rained all day. ___, the event continued indoors.</w:t>
+      </w:r>
+    </w:p>
+    <w:p>
+      <w:pPr>
+        <w:spacing w:before="120" w:after="160"/>
+      </w:pPr>
+      <w:r>
+        <w:rPr>
+          <w:color w:val="000000"/>
+        </w:rPr>
+        <w:t>4. Use less plastic. ___, carry a reusable bottle.</w:t>
+      </w:r>
+    </w:p>
+    <w:p>
+      <w:pPr>
+        <w:spacing w:before="120" w:after="160"/>
+      </w:pPr>
+      <w:r>
+        <w:rPr>
+          <w:color w:val="000000"/>
+        </w:rPr>
+        <w:t>5. The team trained regularly. ___, its performance improved.</w:t>
+      </w:r>
+    </w:p>
+    <w:p>
+      <w:pPr>
+        <w:spacing w:before="120" w:after="160"/>
+      </w:pPr>
+      <w:r>
+        <w:rPr>
+          <w:color w:val="000000"/>
+        </w:rPr>
+        <w:t>6. The task was difficult. ___, we completed it.</w:t>
+      </w:r>
+    </w:p>
+    <w:p>
+      <w:pPr>
+        <w:spacing w:before="120" w:after="160"/>
+      </w:pPr>
+      <w:r>
+        <w:rPr>
+          <w:color w:val="000000"/>
+        </w:rPr>
+        <w:t>7. We need paper. ___, we need some pens.</w:t>
+      </w:r>
+    </w:p>
+    <w:p>
+      <w:pPr>
+        <w:spacing w:before="120" w:after="160"/>
+      </w:pPr>
+      <w:r>
+        <w:rPr>
+          <w:color w:val="000000"/>
+        </w:rPr>
+        <w:t>8. First, collect the data. ___, write the report.</w:t>
+      </w:r>
+    </w:p>
+    <w:p>
+      <w:pPr>
+        <w:spacing w:before="120" w:after="160"/>
+      </w:pPr>
+      <w:r>
+        <w:rPr>
+          <w:color w:val="000000"/>
+        </w:rPr>
+        <w:t>9. The road was closed. ___, we took another route.</w:t>
+      </w:r>
+    </w:p>
+    <w:p>
+      <w:pPr>
+        <w:spacing w:before="120" w:after="160"/>
+      </w:pPr>
+      <w:r>
+        <w:rPr>
+          <w:color w:val="000000"/>
+        </w:rPr>
+        <w:t>10. Many people want to stay healthy. ___, they exercise regularly.</w:t>
+      </w:r>
+    </w:p>
+    <w:p>
+      <w:pPr>
+        <w:spacing w:before="240" w:after="60"/>
+        <w:keepNext/>
+      </w:pPr>
+      <w:r>
+        <w:rPr>
+          <w:color w:val="000000"/>
           <w:b/>
         </w:rPr>
-        <w:t xml:space="preserve">PHẦN 6. NỐI / VIẾT LẠI CÂU (10 điểm)</w:t>
-      </w:r>
-    </w:p>
-    <w:p>
-      <w:r>
-        <w:t xml:space="preserve">1. You may call me. You may send an email. (either...or)</w:t>
-      </w:r>
-    </w:p>
-    <w:p>
-      <w:r>
-        <w:t xml:space="preserve">2. He does not smoke. He does not drink. (neither...nor)</w:t>
-      </w:r>
-    </w:p>
-    <w:p>
-      <w:r>
-        <w:t xml:space="preserve">3. I arrived. I called my mother immediately. (as soon as)</w:t>
-      </w:r>
-    </w:p>
-    <w:p>
-      <w:r>
-        <w:t xml:space="preserve">4. The road was busy. We arrived on time. (however)</w:t>
-      </w:r>
-    </w:p>
-    <w:p>
-      <w:r>
-        <w:t xml:space="preserve">5. We installed new software. Work became faster. (therefore)</w:t>
-      </w:r>
-    </w:p>
-    <w:p>
-      <w:r>
-        <w:t xml:space="preserve">6. I went to the shop. I wanted to buy milk. (purpose)</w:t>
-      </w:r>
-    </w:p>
-    <w:p>
-      <w:r>
-        <w:t xml:space="preserve">7. She took notes. She wanted to remember everything. (so that)</w:t>
-      </w:r>
-    </w:p>
-    <w:p>
-      <w:r>
-        <w:t xml:space="preserve">8. Finish your homework. Then you can play. (after)</w:t>
-      </w:r>
-    </w:p>
-    <w:p>
-      <w:r>
-        <w:t xml:space="preserve">9. The weather was bad. We canceled the trip. (because)</w:t>
-      </w:r>
-    </w:p>
-    <w:p>
-      <w:r>
-        <w:t xml:space="preserve">10. The weather was bad. We canceled the trip. (because of)</w:t>
-      </w:r>
-    </w:p>
-    <w:p>
-      <w:r>
-        <w:rPr>
+        <w:t>PHẦN 5. LIÊN TỪ (10 điểm)</w:t>
+      </w:r>
+    </w:p>
+    <w:p>
+      <w:pPr>
+        <w:spacing w:before="0" w:after="60"/>
+        <w:keepNext/>
+      </w:pPr>
+      <w:r>
+        <w:rPr>
+          <w:color w:val="000000"/>
+          <w:i/>
+        </w:rPr>
+        <w:t>Hướng dẫn: Điền liên từ phù hợp, chú ý cấu trúc cặp liên từ nếu có.</w:t>
+      </w:r>
+    </w:p>
+    <w:p>
+      <w:pPr>
+        <w:spacing w:before="40" w:after="60"/>
+      </w:pPr>
+      <w:r>
+        <w:rPr>
+          <w:color w:val="000000"/>
+        </w:rPr>
+        <w:t>1. Both Lan ___ Mai joined the club.</w:t>
+      </w:r>
+    </w:p>
+    <w:p>
+      <w:pPr>
+        <w:spacing w:before="120" w:after="160"/>
+      </w:pPr>
+      <w:r>
+        <w:rPr>
+          <w:color w:val="000000"/>
+        </w:rPr>
+        <w:t>2. She not only sings ___ also plays guitar.</w:t>
+      </w:r>
+    </w:p>
+    <w:p>
+      <w:pPr>
+        <w:spacing w:before="120" w:after="160"/>
+      </w:pPr>
+      <w:r>
+        <w:rPr>
+          <w:color w:val="000000"/>
+        </w:rPr>
+        <w:t>3. ___ Nam nor Hoa was late.</w:t>
+      </w:r>
+    </w:p>
+    <w:p>
+      <w:pPr>
+        <w:spacing w:before="120" w:after="160"/>
+      </w:pPr>
+      <w:r>
+        <w:rPr>
+          <w:color w:val="000000"/>
+        </w:rPr>
+        <w:t>4. I do not know ___ he will come.</w:t>
+      </w:r>
+    </w:p>
+    <w:p>
+      <w:pPr>
+        <w:spacing w:before="120" w:after="160"/>
+      </w:pPr>
+      <w:r>
+        <w:rPr>
+          <w:color w:val="000000"/>
+        </w:rPr>
+        <w:t>5. We left early ___ we could avoid traffic.</w:t>
+      </w:r>
+    </w:p>
+    <w:p>
+      <w:pPr>
+        <w:spacing w:before="120" w:after="160"/>
+      </w:pPr>
+      <w:r>
+        <w:rPr>
+          <w:color w:val="000000"/>
+        </w:rPr>
+        <w:t>6. I wanted to go, ___ I was too tired.</w:t>
+      </w:r>
+    </w:p>
+    <w:p>
+      <w:pPr>
+        <w:spacing w:before="120" w:after="160"/>
+      </w:pPr>
+      <w:r>
+        <w:rPr>
+          <w:color w:val="000000"/>
+        </w:rPr>
+        <w:t>7. Lan bought bread ___ milk.</w:t>
+      </w:r>
+    </w:p>
+    <w:p>
+      <w:pPr>
+        <w:spacing w:before="120" w:after="160"/>
+      </w:pPr>
+      <w:r>
+        <w:rPr>
+          <w:color w:val="000000"/>
+        </w:rPr>
+        <w:t>8. Hurry up, ___ we will miss the bus.</w:t>
+      </w:r>
+    </w:p>
+    <w:p>
+      <w:pPr>
+        <w:spacing w:before="120" w:after="160"/>
+      </w:pPr>
+      <w:r>
+        <w:rPr>
+          <w:color w:val="000000"/>
+        </w:rPr>
+        <w:t>9. Nam stayed home ___ he was ill.</w:t>
+      </w:r>
+    </w:p>
+    <w:p>
+      <w:pPr>
+        <w:spacing w:before="120" w:after="160"/>
+      </w:pPr>
+      <w:r>
+        <w:rPr>
+          <w:color w:val="000000"/>
+        </w:rPr>
+        <w:t>10. ___ it was raining, they played outside.</w:t>
+      </w:r>
+    </w:p>
+    <w:p>
+      <w:pPr>
+        <w:spacing w:before="240" w:after="60"/>
+        <w:keepNext/>
+      </w:pPr>
+      <w:r>
+        <w:rPr>
+          <w:color w:val="000000"/>
           <w:b/>
         </w:rPr>
-        <w:t xml:space="preserve">PHẦN 7. SỬA LỖI SAI (10 điểm)</w:t>
-      </w:r>
-    </w:p>
-    <w:p>
-      <w:r>
-        <w:t xml:space="preserve">1. Neither Nam or Lan came.</w:t>
-      </w:r>
-    </w:p>
-    <w:p>
-      <w:r>
-        <w:t xml:space="preserve">2. He not only sings and also dances.</w:t>
-      </w:r>
-    </w:p>
-    <w:p>
-      <w:r>
-        <w:t xml:space="preserve">3. The road was closed, however we continued.</w:t>
-      </w:r>
-    </w:p>
-    <w:p>
-      <w:r>
-        <w:t xml:space="preserve">4. While I arrived, they were eating.</w:t>
-      </w:r>
-    </w:p>
-    <w:p>
-      <w:r>
-        <w:t xml:space="preserve">5. We left early for not miss the train.</w:t>
-      </w:r>
-    </w:p>
-    <w:p>
-      <w:r>
-        <w:t xml:space="preserve">6. I went out for buy bread.</w:t>
-      </w:r>
-    </w:p>
-    <w:p>
-      <w:r>
-        <w:t xml:space="preserve">7. She whispered so as everyone could sleep.</w:t>
-      </w:r>
-    </w:p>
-    <w:p>
-      <w:r>
-        <w:t xml:space="preserve">8. I will call when I will arrive.</w:t>
-      </w:r>
-    </w:p>
-    <w:p>
-      <w:r>
-        <w:t xml:space="preserve">9. Before left, he locked the door.</w:t>
-      </w:r>
-    </w:p>
-    <w:p>
-      <w:r>
-        <w:t xml:space="preserve">10. We stayed home because of it rained.</w:t>
-      </w:r>
-    </w:p>
-    <w:p>
-      <w:r>
-        <w:rPr>
+        <w:t>PHẦN 6. NỐI / VIẾT LẠI CÂU (10 điểm)</w:t>
+      </w:r>
+    </w:p>
+    <w:p>
+      <w:pPr>
+        <w:spacing w:before="0" w:after="60"/>
+        <w:keepNext/>
+      </w:pPr>
+      <w:r>
+        <w:rPr>
+          <w:color w:val="000000"/>
+          <w:i/>
+        </w:rPr>
+        <w:t>Hướng dẫn: Nối hoặc viết lại mỗi cặp câu bằng từ/cấu trúc được yêu cầu.</w:t>
+      </w:r>
+    </w:p>
+    <w:p>
+      <w:pPr>
+        <w:spacing w:before="40" w:after="60"/>
+      </w:pPr>
+      <w:r>
+        <w:rPr>
+          <w:color w:val="000000"/>
+        </w:rPr>
+        <w:t>1. You may call me. You may send an email. (either...or)</w:t>
+      </w:r>
+    </w:p>
+    <w:p>
+      <w:pPr>
+        <w:spacing w:before="120" w:after="160"/>
+      </w:pPr>
+      <w:r>
+        <w:rPr>
+          <w:color w:val="000000"/>
+        </w:rPr>
+        <w:t>2. He does not smoke. He does not drink. (neither...nor)</w:t>
+      </w:r>
+    </w:p>
+    <w:p>
+      <w:pPr>
+        <w:spacing w:before="120" w:after="160"/>
+      </w:pPr>
+      <w:r>
+        <w:rPr>
+          <w:color w:val="000000"/>
+        </w:rPr>
+        <w:t>3. I arrived. I called my mother immediately. (as soon as)</w:t>
+      </w:r>
+    </w:p>
+    <w:p>
+      <w:pPr>
+        <w:spacing w:before="120" w:after="160"/>
+      </w:pPr>
+      <w:r>
+        <w:rPr>
+          <w:color w:val="000000"/>
+        </w:rPr>
+        <w:t>4. The road was busy. We arrived on time. (however)</w:t>
+      </w:r>
+    </w:p>
+    <w:p>
+      <w:pPr>
+        <w:spacing w:before="120" w:after="160"/>
+      </w:pPr>
+      <w:r>
+        <w:rPr>
+          <w:color w:val="000000"/>
+        </w:rPr>
+        <w:t>5. We installed new software. Work became faster. (therefore)</w:t>
+      </w:r>
+    </w:p>
+    <w:p>
+      <w:pPr>
+        <w:spacing w:before="120" w:after="160"/>
+      </w:pPr>
+      <w:r>
+        <w:rPr>
+          <w:color w:val="000000"/>
+        </w:rPr>
+        <w:t>6. I went to the shop. I wanted to buy milk. (purpose)</w:t>
+      </w:r>
+    </w:p>
+    <w:p>
+      <w:pPr>
+        <w:spacing w:before="120" w:after="160"/>
+      </w:pPr>
+      <w:r>
+        <w:rPr>
+          <w:color w:val="000000"/>
+        </w:rPr>
+        <w:t>7. She took notes. She wanted to remember everything. (so that)</w:t>
+      </w:r>
+    </w:p>
+    <w:p>
+      <w:pPr>
+        <w:spacing w:before="120" w:after="160"/>
+      </w:pPr>
+      <w:r>
+        <w:rPr>
+          <w:color w:val="000000"/>
+        </w:rPr>
+        <w:t>8. Finish your homework. Then you can play. (after)</w:t>
+      </w:r>
+    </w:p>
+    <w:p>
+      <w:pPr>
+        <w:spacing w:before="120" w:after="160"/>
+      </w:pPr>
+      <w:r>
+        <w:rPr>
+          <w:color w:val="000000"/>
+        </w:rPr>
+        <w:t>9. The weather was bad. We canceled the trip. (because)</w:t>
+      </w:r>
+    </w:p>
+    <w:p>
+      <w:pPr>
+        <w:spacing w:before="120" w:after="160"/>
+      </w:pPr>
+      <w:r>
+        <w:rPr>
+          <w:color w:val="000000"/>
+        </w:rPr>
+        <w:t>10. The weather was bad. We canceled the trip. (because of)</w:t>
+      </w:r>
+    </w:p>
+    <w:p>
+      <w:pPr>
+        <w:spacing w:before="240" w:after="60"/>
+        <w:keepNext/>
+      </w:pPr>
+      <w:r>
+        <w:rPr>
+          <w:color w:val="000000"/>
           <w:b/>
         </w:rPr>
-        <w:t xml:space="preserve">PHẦN 8. DỊCH SANG TIẾNG ANH (10 điểm)</w:t>
-      </w:r>
-    </w:p>
-    <w:p>
-      <w:r>
-        <w:t xml:space="preserve">1. Tôi học chăm chỉ để vượt qua kỳ thi.</w:t>
-      </w:r>
-    </w:p>
-    <w:p>
-      <w:r>
-        <w:t xml:space="preserve">2. Hãy đợi ở đây cho đến khi tôi quay lại.</w:t>
-      </w:r>
-    </w:p>
-    <w:p>
-      <w:r>
-        <w:t xml:space="preserve">3. Chúng tôi ở nhà vì trời mưa.</w:t>
-      </w:r>
-    </w:p>
-    <w:p>
-      <w:r>
-        <w:t xml:space="preserve">4. Do mưa lớn, trận đấu bị hủy.</w:t>
-      </w:r>
-    </w:p>
-    <w:p>
-      <w:r>
-        <w:t xml:space="preserve">5. Bài tập khó; tuy nhiên, tôi đã hoàn thành.</w:t>
-      </w:r>
-    </w:p>
-    <w:p>
-      <w:r>
-        <w:t xml:space="preserve">6. Lan thích cả trà và cà phê.</w:t>
-      </w:r>
-    </w:p>
-    <w:p>
-      <w:r>
-        <w:t xml:space="preserve">7. Mặc dù mệt, anh ấy vẫn tiếp tục làm việc.</w:t>
-      </w:r>
-    </w:p>
-    <w:p>
-      <w:r>
-        <w:t xml:space="preserve">8. Tôi sẽ gọi bạn ngay khi tôi đến.</w:t>
-      </w:r>
-    </w:p>
-    <w:p>
-      <w:r>
-        <w:t xml:space="preserve">9. Chiếc hộp nặng đến mức tôi không thể nhấc nó.</w:t>
-      </w:r>
-    </w:p>
-    <w:p>
-      <w:r>
-        <w:t xml:space="preserve">10. Chúng tôi rời đi sớm để không lỡ tàu.</w:t>
-      </w:r>
-    </w:p>
-    <w:p>
-      <w:r>
-        <w:rPr>
+        <w:t>PHẦN 7. SỬA LỖI SAI (10 điểm)</w:t>
+      </w:r>
+    </w:p>
+    <w:p>
+      <w:pPr>
+        <w:spacing w:before="0" w:after="60"/>
+        <w:keepNext/>
+      </w:pPr>
+      <w:r>
+        <w:rPr>
+          <w:color w:val="000000"/>
+          <w:i/>
+        </w:rPr>
+        <w:t>Hướng dẫn: Tìm lỗi sai và viết lại câu đúng hoàn chỉnh.</w:t>
+      </w:r>
+    </w:p>
+    <w:p>
+      <w:pPr>
+        <w:spacing w:before="40" w:after="60"/>
+      </w:pPr>
+      <w:r>
+        <w:rPr>
+          <w:color w:val="000000"/>
+        </w:rPr>
+        <w:t>1. Neither Nam or Lan came.</w:t>
+      </w:r>
+    </w:p>
+    <w:p>
+      <w:pPr>
+        <w:spacing w:before="120" w:after="160"/>
+      </w:pPr>
+      <w:r>
+        <w:rPr>
+          <w:color w:val="000000"/>
+        </w:rPr>
+        <w:t>2. He not only sings and also dances.</w:t>
+      </w:r>
+    </w:p>
+    <w:p>
+      <w:pPr>
+        <w:spacing w:before="120" w:after="160"/>
+      </w:pPr>
+      <w:r>
+        <w:rPr>
+          <w:color w:val="000000"/>
+        </w:rPr>
+        <w:t>3. The road was closed, however we continued.</w:t>
+      </w:r>
+    </w:p>
+    <w:p>
+      <w:pPr>
+        <w:spacing w:before="120" w:after="160"/>
+      </w:pPr>
+      <w:r>
+        <w:rPr>
+          <w:color w:val="000000"/>
+        </w:rPr>
+        <w:t>4. While I arrived, they were eating.</w:t>
+      </w:r>
+    </w:p>
+    <w:p>
+      <w:pPr>
+        <w:spacing w:before="120" w:after="160"/>
+      </w:pPr>
+      <w:r>
+        <w:rPr>
+          <w:color w:val="000000"/>
+        </w:rPr>
+        <w:t>5. We left early for not miss the train.</w:t>
+      </w:r>
+    </w:p>
+    <w:p>
+      <w:pPr>
+        <w:spacing w:before="120" w:after="160"/>
+      </w:pPr>
+      <w:r>
+        <w:rPr>
+          <w:color w:val="000000"/>
+        </w:rPr>
+        <w:t>6. I went out for buy bread.</w:t>
+      </w:r>
+    </w:p>
+    <w:p>
+      <w:pPr>
+        <w:spacing w:before="120" w:after="160"/>
+      </w:pPr>
+      <w:r>
+        <w:rPr>
+          <w:color w:val="000000"/>
+        </w:rPr>
+        <w:t>7. She whispered so as everyone could sleep.</w:t>
+      </w:r>
+    </w:p>
+    <w:p>
+      <w:pPr>
+        <w:spacing w:before="120" w:after="160"/>
+      </w:pPr>
+      <w:r>
+        <w:rPr>
+          <w:color w:val="000000"/>
+        </w:rPr>
+        <w:t>8. I will call when I will arrive.</w:t>
+      </w:r>
+    </w:p>
+    <w:p>
+      <w:pPr>
+        <w:spacing w:before="120" w:after="160"/>
+      </w:pPr>
+      <w:r>
+        <w:rPr>
+          <w:color w:val="000000"/>
+        </w:rPr>
+        <w:t>9. Before left, he locked the door.</w:t>
+      </w:r>
+    </w:p>
+    <w:p>
+      <w:pPr>
+        <w:spacing w:before="120" w:after="160"/>
+      </w:pPr>
+      <w:r>
+        <w:rPr>
+          <w:color w:val="000000"/>
+        </w:rPr>
+        <w:t>10. We stayed home because of it rained.</w:t>
+      </w:r>
+    </w:p>
+    <w:p>
+      <w:pPr>
+        <w:spacing w:before="240" w:after="60"/>
+        <w:keepNext/>
+      </w:pPr>
+      <w:r>
+        <w:rPr>
+          <w:color w:val="000000"/>
           <w:b/>
         </w:rPr>
-        <w:t xml:space="preserve">PHẦN 9. ĐỌC HIỂU (10 điểm)</w:t>
-      </w:r>
-    </w:p>
-    <w:p>
-      <w:r>
-        <w:t xml:space="preserve">A team developed an app to help students manage time. First, they interviewed users so that they could understand common problems. Then they designed a simple calendar. Because the first version was confusing, they changed the menu. Although testing took longer than expected, the team did not give up. Consequently, the final app was easier to use. Before they released it, they added reminders and a study timer.</w:t>
-      </w:r>
-    </w:p>
-    <w:p>
-      <w:r>
-        <w:t xml:space="preserve">1. What was the app designed to do? 2. Why did they interview users? 3. Why did they change the menu? 4. Did long testing stop them? 5. What did they add before release?</w:t>
-      </w:r>
-    </w:p>
-    <w:p>
-      <w:r>
-        <w:rPr>
+        <w:t>PHẦN 8. DỊCH SANG TIẾNG ANH (10 điểm)</w:t>
+      </w:r>
+    </w:p>
+    <w:p>
+      <w:pPr>
+        <w:spacing w:before="0" w:after="60"/>
+        <w:keepNext/>
+      </w:pPr>
+      <w:r>
+        <w:rPr>
+          <w:color w:val="000000"/>
+          <w:i/>
+        </w:rPr>
+        <w:t>Hướng dẫn: Dịch từng câu sang tiếng Anh tự nhiên và đúng ngữ pháp.</w:t>
+      </w:r>
+    </w:p>
+    <w:p>
+      <w:pPr>
+        <w:spacing w:before="40" w:after="60"/>
+      </w:pPr>
+      <w:r>
+        <w:rPr>
+          <w:color w:val="000000"/>
+        </w:rPr>
+        <w:t>1. Tôi học chăm chỉ để vượt qua kỳ thi.</w:t>
+      </w:r>
+    </w:p>
+    <w:p>
+      <w:pPr>
+        <w:spacing w:before="120" w:after="160"/>
+      </w:pPr>
+      <w:r>
+        <w:rPr>
+          <w:color w:val="000000"/>
+        </w:rPr>
+        <w:t>2. Hãy đợi ở đây cho đến khi tôi quay lại.</w:t>
+      </w:r>
+    </w:p>
+    <w:p>
+      <w:pPr>
+        <w:spacing w:before="120" w:after="160"/>
+      </w:pPr>
+      <w:r>
+        <w:rPr>
+          <w:color w:val="000000"/>
+        </w:rPr>
+        <w:t>3. Chúng tôi ở nhà vì trời mưa.</w:t>
+      </w:r>
+    </w:p>
+    <w:p>
+      <w:pPr>
+        <w:spacing w:before="120" w:after="160"/>
+      </w:pPr>
+      <w:r>
+        <w:rPr>
+          <w:color w:val="000000"/>
+        </w:rPr>
+        <w:t>4. Do mưa lớn, trận đấu bị hủy.</w:t>
+      </w:r>
+    </w:p>
+    <w:p>
+      <w:pPr>
+        <w:spacing w:before="120" w:after="160"/>
+      </w:pPr>
+      <w:r>
+        <w:rPr>
+          <w:color w:val="000000"/>
+        </w:rPr>
+        <w:t>5. Bài tập khó; tuy nhiên, tôi đã hoàn thành.</w:t>
+      </w:r>
+    </w:p>
+    <w:p>
+      <w:pPr>
+        <w:spacing w:before="120" w:after="160"/>
+      </w:pPr>
+      <w:r>
+        <w:rPr>
+          <w:color w:val="000000"/>
+        </w:rPr>
+        <w:t>6. Lan thích cả trà và cà phê.</w:t>
+      </w:r>
+    </w:p>
+    <w:p>
+      <w:pPr>
+        <w:spacing w:before="120" w:after="160"/>
+      </w:pPr>
+      <w:r>
+        <w:rPr>
+          <w:color w:val="000000"/>
+        </w:rPr>
+        <w:t>7. Mặc dù mệt, anh ấy vẫn tiếp tục làm việc.</w:t>
+      </w:r>
+    </w:p>
+    <w:p>
+      <w:pPr>
+        <w:spacing w:before="120" w:after="160"/>
+      </w:pPr>
+      <w:r>
+        <w:rPr>
+          <w:color w:val="000000"/>
+        </w:rPr>
+        <w:t>8. Tôi sẽ gọi bạn ngay khi tôi đến.</w:t>
+      </w:r>
+    </w:p>
+    <w:p>
+      <w:pPr>
+        <w:spacing w:before="120" w:after="160"/>
+      </w:pPr>
+      <w:r>
+        <w:rPr>
+          <w:color w:val="000000"/>
+        </w:rPr>
+        <w:t>9. Chiếc hộp nặng đến mức tôi không thể nhấc nó.</w:t>
+      </w:r>
+    </w:p>
+    <w:p>
+      <w:pPr>
+        <w:spacing w:before="120" w:after="160"/>
+      </w:pPr>
+      <w:r>
+        <w:rPr>
+          <w:color w:val="000000"/>
+        </w:rPr>
+        <w:t>10. Chúng tôi rời đi sớm để không lỡ tàu.</w:t>
+      </w:r>
+    </w:p>
+    <w:p>
+      <w:pPr>
+        <w:spacing w:before="240" w:after="60"/>
+        <w:keepNext/>
+      </w:pPr>
+      <w:r>
+        <w:rPr>
+          <w:color w:val="000000"/>
           <w:b/>
         </w:rPr>
-        <w:t xml:space="preserve">PHẦN 10. VIẾT (10 điểm)</w:t>
-      </w:r>
-    </w:p>
-    <w:p>
-      <w:r>
-        <w:t xml:space="preserve">Viết 90–110 từ mô tả quá trình thực hiện một dự án. Dùng từ chỉ trình tự, mục đích, thời gian, nguyên nhân, kết quả và tương phản.</w:t>
-      </w:r>
-    </w:p>
-    <w:p>
-      <w:r>
-        <w:rPr>
+        <w:t>PHẦN 9. ĐỌC HIỂU (10 điểm)</w:t>
+      </w:r>
+    </w:p>
+    <w:p>
+      <w:pPr>
+        <w:spacing w:before="0" w:after="60"/>
+        <w:keepNext/>
+      </w:pPr>
+      <w:r>
+        <w:rPr>
+          <w:color w:val="000000"/>
+          <w:i/>
+        </w:rPr>
+        <w:t>Hướng dẫn: Đọc đoạn văn và trả lời từng câu hỏi bằng thông tin trong bài.</w:t>
+      </w:r>
+    </w:p>
+    <w:p>
+      <w:pPr>
+        <w:spacing w:before="0" w:after="120"/>
+      </w:pPr>
+      <w:r>
+        <w:rPr>
+          <w:color w:val="000000"/>
+        </w:rPr>
+        <w:t>A team developed an app to help students manage time. First, they interviewed users so that they could understand common problems.</w:t>
+      </w:r>
+    </w:p>
+    <w:p>
+      <w:pPr>
+        <w:spacing w:before="0" w:after="120"/>
+      </w:pPr>
+      <w:r>
+        <w:rPr>
+          <w:color w:val="000000"/>
+        </w:rPr>
+        <w:t>Then they designed a simple calendar. Because the first version was confusing, they changed the menu.</w:t>
+      </w:r>
+    </w:p>
+    <w:p>
+      <w:pPr>
+        <w:spacing w:before="0" w:after="120"/>
+      </w:pPr>
+      <w:r>
+        <w:rPr>
+          <w:color w:val="000000"/>
+        </w:rPr>
+        <w:t>Although testing took longer than expected, the team did not give up. Consequently, the final app was easier to use. Before they released it, they added reminders and a study timer.</w:t>
+      </w:r>
+    </w:p>
+    <w:p>
+      <w:pPr>
+        <w:spacing w:before="120" w:after="160"/>
+      </w:pPr>
+      <w:r>
+        <w:rPr>
+          <w:color w:val="000000"/>
+        </w:rPr>
+        <w:t>1. What was the app designed to do?</w:t>
+      </w:r>
+    </w:p>
+    <w:p>
+      <w:pPr>
+        <w:spacing w:before="120" w:after="160"/>
+      </w:pPr>
+      <w:r>
+        <w:rPr>
+          <w:color w:val="000000"/>
+        </w:rPr>
+        <w:t>2. Why did they interview users?</w:t>
+      </w:r>
+    </w:p>
+    <w:p>
+      <w:pPr>
+        <w:spacing w:before="120" w:after="160"/>
+      </w:pPr>
+      <w:r>
+        <w:rPr>
+          <w:color w:val="000000"/>
+        </w:rPr>
+        <w:t>3. Why did they change the menu?</w:t>
+      </w:r>
+    </w:p>
+    <w:p>
+      <w:pPr>
+        <w:spacing w:before="120" w:after="160"/>
+      </w:pPr>
+      <w:r>
+        <w:rPr>
+          <w:color w:val="000000"/>
+        </w:rPr>
+        <w:t>4. Did long testing stop them?</w:t>
+      </w:r>
+    </w:p>
+    <w:p>
+      <w:pPr>
+        <w:spacing w:before="120" w:after="160"/>
+      </w:pPr>
+      <w:r>
+        <w:rPr>
+          <w:color w:val="000000"/>
+        </w:rPr>
+        <w:t>5. What did they add before release?</w:t>
+      </w:r>
+    </w:p>
+    <w:p>
+      <w:pPr>
+        <w:spacing w:before="240" w:after="60"/>
+        <w:keepNext/>
+      </w:pPr>
+      <w:r>
+        <w:rPr>
+          <w:color w:val="000000"/>
           <w:b/>
         </w:rPr>
-        <w:t xml:space="preserve">ĐÁP ÁN – ĐỀ 3</w:t>
-      </w:r>
-    </w:p>
-    <w:p>
-      <w:r>
-        <w:rPr>
+        <w:t>PHẦN 10. VIẾT (10 điểm)</w:t>
+      </w:r>
+    </w:p>
+    <w:p>
+      <w:pPr>
+        <w:spacing w:before="0" w:after="60"/>
+        <w:keepNext/>
+      </w:pPr>
+      <w:r>
+        <w:rPr>
+          <w:color w:val="000000"/>
+          <w:i/>
+        </w:rPr>
+        <w:t>Hướng dẫn: Viết đúng độ dài và sử dụng đủ các cấu trúc liên kết được yêu cầu.</w:t>
+      </w:r>
+    </w:p>
+    <w:p>
+      <w:pPr>
+        <w:spacing w:before="40" w:after="60"/>
+      </w:pPr>
+      <w:r>
+        <w:rPr>
+          <w:color w:val="000000"/>
+        </w:rPr>
+        <w:t>Viết 90–110 từ mô tả quá trình thực hiện một dự án. Dùng từ chỉ trình tự, mục đích, thời gian, nguyên nhân, kết quả và tương phản.</w:t>
+      </w:r>
+    </w:p>
+    <w:p>
+      <w:pPr>
+        <w:spacing w:before="0" w:after="280"/>
+        <w:keepNext/>
+        <w:jc w:val="center"/>
+      </w:pPr>
+      <w:r>
+        <w:rPr>
+          <w:color w:val="000000"/>
           <w:b/>
         </w:rPr>
-        <w:t xml:space="preserve">PHẦN 1: 1. to / in order to; 2. so that; 3. so as not to / in order not to; 4. to do / in order to do; 5. so that; 6. to / in order to / so as to; 7. so that; 8. to / in order to / so as to; 9. so that; 10. so as not to / in order not to</w:t>
-      </w:r>
-    </w:p>
-    <w:p>
-      <w:r>
-        <w:rPr>
+        <w:br w:type="page"/>
+        <w:t>ĐÁP ÁN</w:t>
+      </w:r>
+    </w:p>
+    <w:p>
+      <w:pPr>
+        <w:spacing w:before="240" w:after="60"/>
+        <w:keepNext/>
+      </w:pPr>
+      <w:r>
+        <w:rPr>
+          <w:color w:val="000000"/>
           <w:b/>
         </w:rPr>
-        <w:t xml:space="preserve">PHẦN 2: 1. until; 2. As soon as / When; 3. while; 4. before; 5. After / Once; 6. when / as soon as; 7. until; 8. before; 9. After; 10. when</w:t>
-      </w:r>
-    </w:p>
-    <w:p>
-      <w:r>
-        <w:rPr>
+        <w:t>PHẦN 1</w:t>
+      </w:r>
+    </w:p>
+    <w:p>
+      <w:pPr>
+        <w:spacing w:before="60" w:after="120"/>
+      </w:pPr>
+      <w:r>
+        <w:rPr>
+          <w:color w:val="000000"/>
+        </w:rPr>
+        <w:t>Câu 1: to / in order to</w:t>
+      </w:r>
+    </w:p>
+    <w:p>
+      <w:pPr>
+        <w:spacing w:before="60" w:after="120"/>
+      </w:pPr>
+      <w:r>
+        <w:rPr>
+          <w:color w:val="000000"/>
+        </w:rPr>
+        <w:t>Câu 2: so that</w:t>
+      </w:r>
+    </w:p>
+    <w:p>
+      <w:pPr>
+        <w:spacing w:before="60" w:after="120"/>
+      </w:pPr>
+      <w:r>
+        <w:rPr>
+          <w:color w:val="000000"/>
+        </w:rPr>
+        <w:t>Câu 3: so as not to / in order not to</w:t>
+      </w:r>
+    </w:p>
+    <w:p>
+      <w:pPr>
+        <w:spacing w:before="60" w:after="120"/>
+      </w:pPr>
+      <w:r>
+        <w:rPr>
+          <w:color w:val="000000"/>
+        </w:rPr>
+        <w:t>Câu 4: to do / in order to do</w:t>
+      </w:r>
+    </w:p>
+    <w:p>
+      <w:pPr>
+        <w:spacing w:before="60" w:after="120"/>
+      </w:pPr>
+      <w:r>
+        <w:rPr>
+          <w:color w:val="000000"/>
+        </w:rPr>
+        <w:t>Câu 5: so that</w:t>
+      </w:r>
+    </w:p>
+    <w:p>
+      <w:pPr>
+        <w:spacing w:before="60" w:after="120"/>
+      </w:pPr>
+      <w:r>
+        <w:rPr>
+          <w:color w:val="000000"/>
+        </w:rPr>
+        <w:t>Câu 6: to / in order to / so as to</w:t>
+      </w:r>
+    </w:p>
+    <w:p>
+      <w:pPr>
+        <w:spacing w:before="60" w:after="120"/>
+      </w:pPr>
+      <w:r>
+        <w:rPr>
+          <w:color w:val="000000"/>
+        </w:rPr>
+        <w:t>Câu 7: so that</w:t>
+      </w:r>
+    </w:p>
+    <w:p>
+      <w:pPr>
+        <w:spacing w:before="60" w:after="120"/>
+      </w:pPr>
+      <w:r>
+        <w:rPr>
+          <w:color w:val="000000"/>
+        </w:rPr>
+        <w:t>Câu 8: to / in order to / so as to</w:t>
+      </w:r>
+    </w:p>
+    <w:p>
+      <w:pPr>
+        <w:spacing w:before="60" w:after="120"/>
+      </w:pPr>
+      <w:r>
+        <w:rPr>
+          <w:color w:val="000000"/>
+        </w:rPr>
+        <w:t>Câu 9: so that</w:t>
+      </w:r>
+    </w:p>
+    <w:p>
+      <w:pPr>
+        <w:spacing w:before="60" w:after="120"/>
+      </w:pPr>
+      <w:r>
+        <w:rPr>
+          <w:color w:val="000000"/>
+        </w:rPr>
+        <w:t>Câu 10: so as not to / in order not to</w:t>
+      </w:r>
+    </w:p>
+    <w:p>
+      <w:pPr>
+        <w:spacing w:before="240" w:after="60"/>
+        <w:keepNext/>
+      </w:pPr>
+      <w:r>
+        <w:rPr>
+          <w:color w:val="000000"/>
           <w:b/>
         </w:rPr>
-        <w:t xml:space="preserve">PHẦN 3: 1. enough; 2. so; 3. such; 4. because of / due to; 5. therefore / consequently; 6. because / since / as; 7. Because of / Due to; 8. so; 9. so; 10. such</w:t>
-      </w:r>
-    </w:p>
-    <w:p>
-      <w:r>
-        <w:rPr>
+        <w:t>PHẦN 2</w:t>
+      </w:r>
+    </w:p>
+    <w:p>
+      <w:pPr>
+        <w:spacing w:before="60" w:after="120"/>
+      </w:pPr>
+      <w:r>
+        <w:rPr>
+          <w:color w:val="000000"/>
+        </w:rPr>
+        <w:t>Câu 1: until</w:t>
+      </w:r>
+    </w:p>
+    <w:p>
+      <w:pPr>
+        <w:spacing w:before="60" w:after="120"/>
+      </w:pPr>
+      <w:r>
+        <w:rPr>
+          <w:color w:val="000000"/>
+        </w:rPr>
+        <w:t>Câu 2: As soon as / When</w:t>
+      </w:r>
+    </w:p>
+    <w:p>
+      <w:pPr>
+        <w:spacing w:before="60" w:after="120"/>
+      </w:pPr>
+      <w:r>
+        <w:rPr>
+          <w:color w:val="000000"/>
+        </w:rPr>
+        <w:t>Câu 3: while</w:t>
+      </w:r>
+    </w:p>
+    <w:p>
+      <w:pPr>
+        <w:spacing w:before="60" w:after="120"/>
+      </w:pPr>
+      <w:r>
+        <w:rPr>
+          <w:color w:val="000000"/>
+        </w:rPr>
+        <w:t>Câu 4: before</w:t>
+      </w:r>
+    </w:p>
+    <w:p>
+      <w:pPr>
+        <w:spacing w:before="60" w:after="120"/>
+      </w:pPr>
+      <w:r>
+        <w:rPr>
+          <w:color w:val="000000"/>
+        </w:rPr>
+        <w:t>Câu 5: After / Once</w:t>
+      </w:r>
+    </w:p>
+    <w:p>
+      <w:pPr>
+        <w:spacing w:before="60" w:after="120"/>
+      </w:pPr>
+      <w:r>
+        <w:rPr>
+          <w:color w:val="000000"/>
+        </w:rPr>
+        <w:t>Câu 6: when / as soon as</w:t>
+      </w:r>
+    </w:p>
+    <w:p>
+      <w:pPr>
+        <w:spacing w:before="60" w:after="120"/>
+      </w:pPr>
+      <w:r>
+        <w:rPr>
+          <w:color w:val="000000"/>
+        </w:rPr>
+        <w:t>Câu 7: until</w:t>
+      </w:r>
+    </w:p>
+    <w:p>
+      <w:pPr>
+        <w:spacing w:before="60" w:after="120"/>
+      </w:pPr>
+      <w:r>
+        <w:rPr>
+          <w:color w:val="000000"/>
+        </w:rPr>
+        <w:t>Câu 8: before</w:t>
+      </w:r>
+    </w:p>
+    <w:p>
+      <w:pPr>
+        <w:spacing w:before="60" w:after="120"/>
+      </w:pPr>
+      <w:r>
+        <w:rPr>
+          <w:color w:val="000000"/>
+        </w:rPr>
+        <w:t>Câu 9: After</w:t>
+      </w:r>
+    </w:p>
+    <w:p>
+      <w:pPr>
+        <w:spacing w:before="60" w:after="120"/>
+      </w:pPr>
+      <w:r>
+        <w:rPr>
+          <w:color w:val="000000"/>
+        </w:rPr>
+        <w:t>Câu 10: when</w:t>
+      </w:r>
+    </w:p>
+    <w:p>
+      <w:pPr>
+        <w:spacing w:before="240" w:after="60"/>
+        <w:keepNext/>
+      </w:pPr>
+      <w:r>
+        <w:rPr>
+          <w:color w:val="000000"/>
           <w:b/>
         </w:rPr>
-        <w:t xml:space="preserve">PHẦN 4: 1. However / Nevertheless; 2. Furthermore / Moreover; 3. Nevertheless / However; 4. For example; 5. As a result / Therefore; 6. However / Nevertheless; 7. In addition / Moreover / Furthermore; 8. Then / Next; 9. Therefore / Consequently; 10. Therefore</w:t>
-      </w:r>
-    </w:p>
-    <w:p>
-      <w:r>
-        <w:rPr>
+        <w:t>PHẦN 3</w:t>
+      </w:r>
+    </w:p>
+    <w:p>
+      <w:pPr>
+        <w:spacing w:before="60" w:after="120"/>
+      </w:pPr>
+      <w:r>
+        <w:rPr>
+          <w:color w:val="000000"/>
+        </w:rPr>
+        <w:t>Câu 1: enough</w:t>
+      </w:r>
+    </w:p>
+    <w:p>
+      <w:pPr>
+        <w:spacing w:before="60" w:after="120"/>
+      </w:pPr>
+      <w:r>
+        <w:rPr>
+          <w:color w:val="000000"/>
+        </w:rPr>
+        <w:t>Câu 2: so</w:t>
+      </w:r>
+    </w:p>
+    <w:p>
+      <w:pPr>
+        <w:spacing w:before="60" w:after="120"/>
+      </w:pPr>
+      <w:r>
+        <w:rPr>
+          <w:color w:val="000000"/>
+        </w:rPr>
+        <w:t>Câu 3: such</w:t>
+      </w:r>
+    </w:p>
+    <w:p>
+      <w:pPr>
+        <w:spacing w:before="60" w:after="120"/>
+      </w:pPr>
+      <w:r>
+        <w:rPr>
+          <w:color w:val="000000"/>
+        </w:rPr>
+        <w:t>Câu 4: because of / due to</w:t>
+      </w:r>
+    </w:p>
+    <w:p>
+      <w:pPr>
+        <w:spacing w:before="60" w:after="120"/>
+      </w:pPr>
+      <w:r>
+        <w:rPr>
+          <w:color w:val="000000"/>
+        </w:rPr>
+        <w:t>Câu 5: therefore / consequently</w:t>
+      </w:r>
+    </w:p>
+    <w:p>
+      <w:pPr>
+        <w:spacing w:before="60" w:after="120"/>
+      </w:pPr>
+      <w:r>
+        <w:rPr>
+          <w:color w:val="000000"/>
+        </w:rPr>
+        <w:t>Câu 6: because / since / as</w:t>
+      </w:r>
+    </w:p>
+    <w:p>
+      <w:pPr>
+        <w:spacing w:before="60" w:after="120"/>
+      </w:pPr>
+      <w:r>
+        <w:rPr>
+          <w:color w:val="000000"/>
+        </w:rPr>
+        <w:t>Câu 7: Because of / Due to</w:t>
+      </w:r>
+    </w:p>
+    <w:p>
+      <w:pPr>
+        <w:spacing w:before="60" w:after="120"/>
+      </w:pPr>
+      <w:r>
+        <w:rPr>
+          <w:color w:val="000000"/>
+        </w:rPr>
+        <w:t>Câu 8: so</w:t>
+      </w:r>
+    </w:p>
+    <w:p>
+      <w:pPr>
+        <w:spacing w:before="60" w:after="120"/>
+      </w:pPr>
+      <w:r>
+        <w:rPr>
+          <w:color w:val="000000"/>
+        </w:rPr>
+        <w:t>Câu 9: so</w:t>
+      </w:r>
+    </w:p>
+    <w:p>
+      <w:pPr>
+        <w:spacing w:before="60" w:after="120"/>
+      </w:pPr>
+      <w:r>
+        <w:rPr>
+          <w:color w:val="000000"/>
+        </w:rPr>
+        <w:t>Câu 10: such</w:t>
+      </w:r>
+    </w:p>
+    <w:p>
+      <w:pPr>
+        <w:spacing w:before="240" w:after="60"/>
+        <w:keepNext/>
+      </w:pPr>
+      <w:r>
+        <w:rPr>
+          <w:color w:val="000000"/>
           <w:b/>
         </w:rPr>
-        <w:t xml:space="preserve">PHẦN 5: 1. and; 2. but; 3. Neither; 4. whether / if; 5. so that; 6. but; 7. and; 8. or; 9. because; 10. Although / Though</w:t>
-      </w:r>
-    </w:p>
-    <w:p>
-      <w:r>
-        <w:rPr>
+        <w:t>PHẦN 4</w:t>
+      </w:r>
+    </w:p>
+    <w:p>
+      <w:pPr>
+        <w:spacing w:before="60" w:after="120"/>
+      </w:pPr>
+      <w:r>
+        <w:rPr>
+          <w:color w:val="000000"/>
+        </w:rPr>
+        <w:t>Câu 1: However / Nevertheless</w:t>
+      </w:r>
+    </w:p>
+    <w:p>
+      <w:pPr>
+        <w:spacing w:before="60" w:after="120"/>
+      </w:pPr>
+      <w:r>
+        <w:rPr>
+          <w:color w:val="000000"/>
+        </w:rPr>
+        <w:t>Câu 2: Furthermore / Moreover</w:t>
+      </w:r>
+    </w:p>
+    <w:p>
+      <w:pPr>
+        <w:spacing w:before="60" w:after="120"/>
+      </w:pPr>
+      <w:r>
+        <w:rPr>
+          <w:color w:val="000000"/>
+        </w:rPr>
+        <w:t>Câu 3: Nevertheless / However</w:t>
+      </w:r>
+    </w:p>
+    <w:p>
+      <w:pPr>
+        <w:spacing w:before="60" w:after="120"/>
+      </w:pPr>
+      <w:r>
+        <w:rPr>
+          <w:color w:val="000000"/>
+        </w:rPr>
+        <w:t>Câu 4: For example</w:t>
+      </w:r>
+    </w:p>
+    <w:p>
+      <w:pPr>
+        <w:spacing w:before="60" w:after="120"/>
+      </w:pPr>
+      <w:r>
+        <w:rPr>
+          <w:color w:val="000000"/>
+        </w:rPr>
+        <w:t>Câu 5: As a result / Therefore</w:t>
+      </w:r>
+    </w:p>
+    <w:p>
+      <w:pPr>
+        <w:spacing w:before="60" w:after="120"/>
+      </w:pPr>
+      <w:r>
+        <w:rPr>
+          <w:color w:val="000000"/>
+        </w:rPr>
+        <w:t>Câu 6: However / Nevertheless</w:t>
+      </w:r>
+    </w:p>
+    <w:p>
+      <w:pPr>
+        <w:spacing w:before="60" w:after="120"/>
+      </w:pPr>
+      <w:r>
+        <w:rPr>
+          <w:color w:val="000000"/>
+        </w:rPr>
+        <w:t>Câu 7: In addition / Moreover / Furthermore</w:t>
+      </w:r>
+    </w:p>
+    <w:p>
+      <w:pPr>
+        <w:spacing w:before="60" w:after="120"/>
+      </w:pPr>
+      <w:r>
+        <w:rPr>
+          <w:color w:val="000000"/>
+        </w:rPr>
+        <w:t>Câu 8: Then / Next</w:t>
+      </w:r>
+    </w:p>
+    <w:p>
+      <w:pPr>
+        <w:spacing w:before="60" w:after="120"/>
+      </w:pPr>
+      <w:r>
+        <w:rPr>
+          <w:color w:val="000000"/>
+        </w:rPr>
+        <w:t>Câu 9: Therefore / Consequently</w:t>
+      </w:r>
+    </w:p>
+    <w:p>
+      <w:pPr>
+        <w:spacing w:before="60" w:after="120"/>
+      </w:pPr>
+      <w:r>
+        <w:rPr>
+          <w:color w:val="000000"/>
+        </w:rPr>
+        <w:t>Câu 10: Therefore</w:t>
+      </w:r>
+    </w:p>
+    <w:p>
+      <w:pPr>
+        <w:spacing w:before="240" w:after="60"/>
+        <w:keepNext/>
+      </w:pPr>
+      <w:r>
+        <w:rPr>
+          <w:color w:val="000000"/>
           <w:b/>
         </w:rPr>
-        <w:t xml:space="preserve">PHẦN 6: 1. You may either call me or send an email.; 2. He neither smokes nor drinks.; 3. As soon as I arrived, I called my mother.; 4. The road was busy; however, we arrived on time.; 5. We installed new software; therefore, work became faster.; 6. I went to the shop to buy milk.; 7. She took notes so that she could remember everything.; 8. After you finish your homework, you can play.; 9. We canceled the trip because the weather was bad.; 10. We canceled the trip because of the bad weather.</w:t>
-      </w:r>
-    </w:p>
-    <w:p>
-      <w:r>
-        <w:rPr>
+        <w:t>PHẦN 5</w:t>
+      </w:r>
+    </w:p>
+    <w:p>
+      <w:pPr>
+        <w:spacing w:before="60" w:after="120"/>
+      </w:pPr>
+      <w:r>
+        <w:rPr>
+          <w:color w:val="000000"/>
+        </w:rPr>
+        <w:t>Câu 1: and</w:t>
+      </w:r>
+    </w:p>
+    <w:p>
+      <w:pPr>
+        <w:spacing w:before="60" w:after="120"/>
+      </w:pPr>
+      <w:r>
+        <w:rPr>
+          <w:color w:val="000000"/>
+        </w:rPr>
+        <w:t>Câu 2: but</w:t>
+      </w:r>
+    </w:p>
+    <w:p>
+      <w:pPr>
+        <w:spacing w:before="60" w:after="120"/>
+      </w:pPr>
+      <w:r>
+        <w:rPr>
+          <w:color w:val="000000"/>
+        </w:rPr>
+        <w:t>Câu 3: Neither</w:t>
+      </w:r>
+    </w:p>
+    <w:p>
+      <w:pPr>
+        <w:spacing w:before="60" w:after="120"/>
+      </w:pPr>
+      <w:r>
+        <w:rPr>
+          <w:color w:val="000000"/>
+        </w:rPr>
+        <w:t>Câu 4: whether / if</w:t>
+      </w:r>
+    </w:p>
+    <w:p>
+      <w:pPr>
+        <w:spacing w:before="60" w:after="120"/>
+      </w:pPr>
+      <w:r>
+        <w:rPr>
+          <w:color w:val="000000"/>
+        </w:rPr>
+        <w:t>Câu 5: so that</w:t>
+      </w:r>
+    </w:p>
+    <w:p>
+      <w:pPr>
+        <w:spacing w:before="60" w:after="120"/>
+      </w:pPr>
+      <w:r>
+        <w:rPr>
+          <w:color w:val="000000"/>
+        </w:rPr>
+        <w:t>Câu 6: but</w:t>
+      </w:r>
+    </w:p>
+    <w:p>
+      <w:pPr>
+        <w:spacing w:before="60" w:after="120"/>
+      </w:pPr>
+      <w:r>
+        <w:rPr>
+          <w:color w:val="000000"/>
+        </w:rPr>
+        <w:t>Câu 7: and</w:t>
+      </w:r>
+    </w:p>
+    <w:p>
+      <w:pPr>
+        <w:spacing w:before="60" w:after="120"/>
+      </w:pPr>
+      <w:r>
+        <w:rPr>
+          <w:color w:val="000000"/>
+        </w:rPr>
+        <w:t>Câu 8: or</w:t>
+      </w:r>
+    </w:p>
+    <w:p>
+      <w:pPr>
+        <w:spacing w:before="60" w:after="120"/>
+      </w:pPr>
+      <w:r>
+        <w:rPr>
+          <w:color w:val="000000"/>
+        </w:rPr>
+        <w:t>Câu 9: because</w:t>
+      </w:r>
+    </w:p>
+    <w:p>
+      <w:pPr>
+        <w:spacing w:before="60" w:after="120"/>
+      </w:pPr>
+      <w:r>
+        <w:rPr>
+          <w:color w:val="000000"/>
+        </w:rPr>
+        <w:t>Câu 10: Although / Though</w:t>
+      </w:r>
+    </w:p>
+    <w:p>
+      <w:pPr>
+        <w:spacing w:before="240" w:after="60"/>
+        <w:keepNext/>
+      </w:pPr>
+      <w:r>
+        <w:rPr>
+          <w:color w:val="000000"/>
           <w:b/>
         </w:rPr>
-        <w:t xml:space="preserve">PHẦN 7: 1. Neither Nam nor Lan came.; 2. He not only sings but also dances.; 3. The road was closed; however, we continued.; 4. When I arrived, they were eating.; 5. We left early so as not to miss the train.; 6. I went out to buy bread.; 7. She whispered so that everyone could sleep.; 8. I will call when I arrive.; 9. Before leaving, he locked the door.; 10. We stayed home because it rained.</w:t>
-      </w:r>
-    </w:p>
-    <w:p>
-      <w:r>
-        <w:rPr>
+        <w:t>PHẦN 6</w:t>
+      </w:r>
+    </w:p>
+    <w:p>
+      <w:pPr>
+        <w:spacing w:before="60" w:after="120"/>
+      </w:pPr>
+      <w:r>
+        <w:rPr>
+          <w:color w:val="000000"/>
+        </w:rPr>
+        <w:t>Câu 1: You may either call me or send an email.</w:t>
+      </w:r>
+    </w:p>
+    <w:p>
+      <w:pPr>
+        <w:spacing w:before="60" w:after="120"/>
+      </w:pPr>
+      <w:r>
+        <w:rPr>
+          <w:color w:val="000000"/>
+        </w:rPr>
+        <w:t>Câu 2: He neither smokes nor drinks.</w:t>
+      </w:r>
+    </w:p>
+    <w:p>
+      <w:pPr>
+        <w:spacing w:before="60" w:after="120"/>
+      </w:pPr>
+      <w:r>
+        <w:rPr>
+          <w:color w:val="000000"/>
+        </w:rPr>
+        <w:t>Câu 3: As soon as I arrived, I called my mother.</w:t>
+      </w:r>
+    </w:p>
+    <w:p>
+      <w:pPr>
+        <w:spacing w:before="60" w:after="120"/>
+      </w:pPr>
+      <w:r>
+        <w:rPr>
+          <w:color w:val="000000"/>
+        </w:rPr>
+        <w:t>Câu 4: The road was busy; however, we arrived on time.</w:t>
+      </w:r>
+    </w:p>
+    <w:p>
+      <w:pPr>
+        <w:spacing w:before="60" w:after="120"/>
+      </w:pPr>
+      <w:r>
+        <w:rPr>
+          <w:color w:val="000000"/>
+        </w:rPr>
+        <w:t>Câu 5: We installed new software; therefore, work became faster.</w:t>
+      </w:r>
+    </w:p>
+    <w:p>
+      <w:pPr>
+        <w:spacing w:before="60" w:after="120"/>
+      </w:pPr>
+      <w:r>
+        <w:rPr>
+          <w:color w:val="000000"/>
+        </w:rPr>
+        <w:t>Câu 6: I went to the shop to buy milk.</w:t>
+      </w:r>
+    </w:p>
+    <w:p>
+      <w:pPr>
+        <w:spacing w:before="60" w:after="120"/>
+      </w:pPr>
+      <w:r>
+        <w:rPr>
+          <w:color w:val="000000"/>
+        </w:rPr>
+        <w:t>Câu 7: She took notes so that she could remember everything.</w:t>
+      </w:r>
+    </w:p>
+    <w:p>
+      <w:pPr>
+        <w:spacing w:before="60" w:after="120"/>
+      </w:pPr>
+      <w:r>
+        <w:rPr>
+          <w:color w:val="000000"/>
+        </w:rPr>
+        <w:t>Câu 8: After you finish your homework, you can play.</w:t>
+      </w:r>
+    </w:p>
+    <w:p>
+      <w:pPr>
+        <w:spacing w:before="60" w:after="120"/>
+      </w:pPr>
+      <w:r>
+        <w:rPr>
+          <w:color w:val="000000"/>
+        </w:rPr>
+        <w:t>Câu 9: We canceled the trip because the weather was bad.</w:t>
+      </w:r>
+    </w:p>
+    <w:p>
+      <w:pPr>
+        <w:spacing w:before="60" w:after="120"/>
+      </w:pPr>
+      <w:r>
+        <w:rPr>
+          <w:color w:val="000000"/>
+        </w:rPr>
+        <w:t>Câu 10: We canceled the trip because of the bad weather.</w:t>
+      </w:r>
+    </w:p>
+    <w:p>
+      <w:pPr>
+        <w:spacing w:before="240" w:after="60"/>
+        <w:keepNext/>
+      </w:pPr>
+      <w:r>
+        <w:rPr>
+          <w:color w:val="000000"/>
           <w:b/>
         </w:rPr>
-        <w:t xml:space="preserve">PHẦN 8: 1 I study hard to pass the exam. 2 Wait here until I return. 3 We stayed home because it was raining. 4 Because of the heavy rain, the match was canceled. 5 The task was difficult; however, I completed it. 6 Lan likes both tea and coffee. 7 Although he was tired, he continued working. 8 I will call you as soon as I arrive. 9 The box was so heavy that I could not lift it. 10 We left early so as not to miss the train.</w:t>
-      </w:r>
-    </w:p>
-    <w:p>
-      <w:r>
-        <w:rPr>
+        <w:t>PHẦN 7</w:t>
+      </w:r>
+    </w:p>
+    <w:p>
+      <w:pPr>
+        <w:spacing w:before="60" w:after="120"/>
+      </w:pPr>
+      <w:r>
+        <w:rPr>
+          <w:color w:val="000000"/>
+        </w:rPr>
+        <w:t>Câu 1: Neither Nam nor Lan came.</w:t>
+      </w:r>
+    </w:p>
+    <w:p>
+      <w:pPr>
+        <w:spacing w:before="60" w:after="120"/>
+      </w:pPr>
+      <w:r>
+        <w:rPr>
+          <w:color w:val="000000"/>
+        </w:rPr>
+        <w:t>Câu 2: He not only sings but also dances.</w:t>
+      </w:r>
+    </w:p>
+    <w:p>
+      <w:pPr>
+        <w:spacing w:before="60" w:after="120"/>
+      </w:pPr>
+      <w:r>
+        <w:rPr>
+          <w:color w:val="000000"/>
+        </w:rPr>
+        <w:t>Câu 3: The road was closed; however, we continued.</w:t>
+      </w:r>
+    </w:p>
+    <w:p>
+      <w:pPr>
+        <w:spacing w:before="60" w:after="120"/>
+      </w:pPr>
+      <w:r>
+        <w:rPr>
+          <w:color w:val="000000"/>
+        </w:rPr>
+        <w:t>Câu 4: When I arrived, they were eating.</w:t>
+      </w:r>
+    </w:p>
+    <w:p>
+      <w:pPr>
+        <w:spacing w:before="60" w:after="120"/>
+      </w:pPr>
+      <w:r>
+        <w:rPr>
+          <w:color w:val="000000"/>
+        </w:rPr>
+        <w:t>Câu 5: We left early so as not to miss the train.</w:t>
+      </w:r>
+    </w:p>
+    <w:p>
+      <w:pPr>
+        <w:spacing w:before="60" w:after="120"/>
+      </w:pPr>
+      <w:r>
+        <w:rPr>
+          <w:color w:val="000000"/>
+        </w:rPr>
+        <w:t>Câu 6: I went out to buy bread.</w:t>
+      </w:r>
+    </w:p>
+    <w:p>
+      <w:pPr>
+        <w:spacing w:before="60" w:after="120"/>
+      </w:pPr>
+      <w:r>
+        <w:rPr>
+          <w:color w:val="000000"/>
+        </w:rPr>
+        <w:t>Câu 7: She whispered so that everyone could sleep.</w:t>
+      </w:r>
+    </w:p>
+    <w:p>
+      <w:pPr>
+        <w:spacing w:before="60" w:after="120"/>
+      </w:pPr>
+      <w:r>
+        <w:rPr>
+          <w:color w:val="000000"/>
+        </w:rPr>
+        <w:t>Câu 8: I will call when I arrive.</w:t>
+      </w:r>
+    </w:p>
+    <w:p>
+      <w:pPr>
+        <w:spacing w:before="60" w:after="120"/>
+      </w:pPr>
+      <w:r>
+        <w:rPr>
+          <w:color w:val="000000"/>
+        </w:rPr>
+        <w:t>Câu 9: Before leaving, he locked the door.</w:t>
+      </w:r>
+    </w:p>
+    <w:p>
+      <w:pPr>
+        <w:spacing w:before="60" w:after="120"/>
+      </w:pPr>
+      <w:r>
+        <w:rPr>
+          <w:color w:val="000000"/>
+        </w:rPr>
+        <w:t>Câu 10: We stayed home because it rained.</w:t>
+      </w:r>
+    </w:p>
+    <w:p>
+      <w:pPr>
+        <w:spacing w:before="240" w:after="60"/>
+        <w:keepNext/>
+      </w:pPr>
+      <w:r>
+        <w:rPr>
+          <w:color w:val="000000"/>
           <w:b/>
         </w:rPr>
-        <w:t xml:space="preserve">PHẦN 9: 1. Help students manage time. 2. To understand problems. 3. The first version was confusing. 4. No. 5. Reminders and a study timer.</w:t>
-      </w:r>
-    </w:p>
-    <w:p>
-      <w:r>
-        <w:rPr>
+        <w:t>PHẦN 8</w:t>
+      </w:r>
+    </w:p>
+    <w:p>
+      <w:pPr>
+        <w:spacing w:before="60" w:after="120"/>
+      </w:pPr>
+      <w:r>
+        <w:rPr>
+          <w:color w:val="000000"/>
+        </w:rPr>
+        <w:t>Câu 1: I study hard to pass the exam.</w:t>
+      </w:r>
+    </w:p>
+    <w:p>
+      <w:pPr>
+        <w:spacing w:before="60" w:after="120"/>
+      </w:pPr>
+      <w:r>
+        <w:rPr>
+          <w:color w:val="000000"/>
+        </w:rPr>
+        <w:t>Câu 2: Wait here until I return.</w:t>
+      </w:r>
+    </w:p>
+    <w:p>
+      <w:pPr>
+        <w:spacing w:before="60" w:after="120"/>
+      </w:pPr>
+      <w:r>
+        <w:rPr>
+          <w:color w:val="000000"/>
+        </w:rPr>
+        <w:t>Câu 3: We stayed home because it was raining.</w:t>
+      </w:r>
+    </w:p>
+    <w:p>
+      <w:pPr>
+        <w:spacing w:before="60" w:after="120"/>
+      </w:pPr>
+      <w:r>
+        <w:rPr>
+          <w:color w:val="000000"/>
+        </w:rPr>
+        <w:t>Câu 4: Because of the heavy rain, the match was canceled.</w:t>
+      </w:r>
+    </w:p>
+    <w:p>
+      <w:pPr>
+        <w:spacing w:before="60" w:after="120"/>
+      </w:pPr>
+      <w:r>
+        <w:rPr>
+          <w:color w:val="000000"/>
+        </w:rPr>
+        <w:t>Câu 5: The task was difficult; however, I completed it.</w:t>
+      </w:r>
+    </w:p>
+    <w:p>
+      <w:pPr>
+        <w:spacing w:before="60" w:after="120"/>
+      </w:pPr>
+      <w:r>
+        <w:rPr>
+          <w:color w:val="000000"/>
+        </w:rPr>
+        <w:t>Câu 6: Lan likes both tea and coffee.</w:t>
+      </w:r>
+    </w:p>
+    <w:p>
+      <w:pPr>
+        <w:spacing w:before="60" w:after="120"/>
+      </w:pPr>
+      <w:r>
+        <w:rPr>
+          <w:color w:val="000000"/>
+        </w:rPr>
+        <w:t>Câu 7: Although he was tired, he continued working.</w:t>
+      </w:r>
+    </w:p>
+    <w:p>
+      <w:pPr>
+        <w:spacing w:before="60" w:after="120"/>
+      </w:pPr>
+      <w:r>
+        <w:rPr>
+          <w:color w:val="000000"/>
+        </w:rPr>
+        <w:t>Câu 8: I will call you as soon as I arrive.</w:t>
+      </w:r>
+    </w:p>
+    <w:p>
+      <w:pPr>
+        <w:spacing w:before="60" w:after="120"/>
+      </w:pPr>
+      <w:r>
+        <w:rPr>
+          <w:color w:val="000000"/>
+        </w:rPr>
+        <w:t>Câu 9: The box was so heavy that I could not lift it.</w:t>
+      </w:r>
+    </w:p>
+    <w:p>
+      <w:pPr>
+        <w:spacing w:before="60" w:after="120"/>
+      </w:pPr>
+      <w:r>
+        <w:rPr>
+          <w:color w:val="000000"/>
+        </w:rPr>
+        <w:t>Câu 10: We left early so as not to miss the train.</w:t>
+      </w:r>
+    </w:p>
+    <w:p>
+      <w:pPr>
+        <w:spacing w:before="240" w:after="60"/>
+        <w:keepNext/>
+      </w:pPr>
+      <w:r>
+        <w:rPr>
+          <w:color w:val="000000"/>
           <w:b/>
         </w:rPr>
-        <w:t xml:space="preserve">BÀI VIẾT MẪU (98 từ): Our team developed a simple app to help students manage their study time. First, we interviewed classmates so that we could understand their problems. Then we designed a calendar and added a study timer. Because the first version was confusing, we changed the menu. Although testing took longer than expected, we did not give up. Meanwhile, two members prepared instructions for new users. Before we released the app, we fixed several small errors. Consequently, the final version was faster and easier to use. In conclusion, the project succeeded because everyone communicated clearly and completed their tasks on time.</w:t>
+        <w:t>PHẦN 9</w:t>
+      </w:r>
+    </w:p>
+    <w:p>
+      <w:pPr>
+        <w:spacing w:before="60" w:after="120"/>
+      </w:pPr>
+      <w:r>
+        <w:rPr>
+          <w:color w:val="000000"/>
+        </w:rPr>
+        <w:t>Câu 1: Help students manage time.</w:t>
+      </w:r>
+    </w:p>
+    <w:p>
+      <w:pPr>
+        <w:spacing w:before="60" w:after="120"/>
+      </w:pPr>
+      <w:r>
+        <w:rPr>
+          <w:color w:val="000000"/>
+        </w:rPr>
+        <w:t>Câu 2: To understand problems.</w:t>
+      </w:r>
+    </w:p>
+    <w:p>
+      <w:pPr>
+        <w:spacing w:before="60" w:after="120"/>
+      </w:pPr>
+      <w:r>
+        <w:rPr>
+          <w:color w:val="000000"/>
+        </w:rPr>
+        <w:t>Câu 3: The first version was confusing.</w:t>
+      </w:r>
+    </w:p>
+    <w:p>
+      <w:pPr>
+        <w:spacing w:before="60" w:after="120"/>
+      </w:pPr>
+      <w:r>
+        <w:rPr>
+          <w:color w:val="000000"/>
+        </w:rPr>
+        <w:t>Câu 4: No.</w:t>
+      </w:r>
+    </w:p>
+    <w:p>
+      <w:pPr>
+        <w:spacing w:before="60" w:after="120"/>
+      </w:pPr>
+      <w:r>
+        <w:rPr>
+          <w:color w:val="000000"/>
+        </w:rPr>
+        <w:t>Câu 5: Reminders and a study timer.</w:t>
+      </w:r>
+    </w:p>
+    <w:p>
+      <w:pPr>
+        <w:spacing w:before="240" w:after="60"/>
+        <w:keepNext/>
+      </w:pPr>
+      <w:r>
+        <w:rPr>
+          <w:color w:val="000000"/>
+          <w:b/>
+        </w:rPr>
+        <w:t>PHẦN 10</w:t>
+      </w:r>
+    </w:p>
+    <w:p>
+      <w:pPr>
+        <w:spacing w:before="240" w:after="60"/>
+        <w:keepNext/>
+      </w:pPr>
+      <w:r>
+        <w:rPr>
+          <w:color w:val="000000"/>
+          <w:b/>
+        </w:rPr>
+        <w:t>Câu trả lời tham khảo</w:t>
+      </w:r>
+    </w:p>
+    <w:p>
+      <w:pPr>
+        <w:spacing w:before="0" w:after="160"/>
+      </w:pPr>
+      <w:r>
+        <w:rPr>
+          <w:color w:val="000000"/>
+        </w:rPr>
+        <w:t>BÀI VIẾT MẪU (98 từ): Our team developed a simple app to help students manage their study time. First, we interviewed classmates so that we could understand their problems. Then we designed a calendar and added a study timer. Because the first version was confusing, we changed the menu. Although testing took longer than expected, we did not give up. Meanwhile, two members prepared instructions for new users. Before we released the app, we fixed several small errors. Consequently, the final version was faster and easier to use. In conclusion, the project succeeded because everyone communicated clearly and completed their tasks on time.</w:t>
       </w:r>
     </w:p>
     <w:sectPr>
